--- a/00-首页/题组Word/综合模拟卷/综合模拟卷VI-教师版.docx
+++ b/00-首页/题组Word/综合模拟卷/综合模拟卷VI-教师版.docx
@@ -33364,7 +33364,7 @@
     <ns0:name ns0:val="Verbatim Char"/>
     <ns0:basedOn ns0:val="BodyTextChar"/>
     <ns0:rPr>
-      <ns0:rFonts ns0:ascii="Times New Roman" ns0:cs="Times New Roman" ns0:eastAsia="FangSong" ns0:hAnsi="Times New Roman"/>
+      <ns0:rFonts ns0:ascii="SimSun" ns0:cs="SimSun" ns0:eastAsia="SimSun" ns0:hAnsi="SimSun"/>
       <ns0:b ns0:val="0"/>
       <ns0:sz ns0:val="20"/>
     </ns0:rPr>
@@ -33418,7 +33418,7 @@
       <w:wordWrap w:val="off"/>
     </w:pPr>
     <ns0:rPr>
-      <w:rFonts ns0:ascii="Times New Roman" ns0:hAnsi="Times New Roman" ns0:eastAsia="FangSong" ns0:cs="Times New Roman"/>
+      <w:rFonts ns0:ascii="SimSun" ns0:hAnsi="SimSun" ns0:eastAsia="SimSun" ns0:cs="SimSun"/>
     </ns0:rPr>
   </w:style>
   <w:style w:type="character" w:customStyle="1" w:styleId="KeywordTok">

--- a/00-首页/题组Word/综合模拟卷/综合模拟卷VI-教师版.docx
+++ b/00-首页/题组Word/综合模拟卷/综合模拟卷VI-教师版.docx
@@ -176,6 +176,8 @@
     <w:p>
       <w:pPr>
         <w:pStyle w:val="BodyText"/>
+        <w:ind w:left="480" w:hanging="480"/>
+        <w:spacing w:after="0"/>
       </w:pPr>
       <w:r>
         <w:rPr>
@@ -233,6 +235,13 @@
         </w:rPr>
         <w:t xml:space="preserve"> </w:t>
       </w:r>
+    </w:p>
+    <w:p>
+      <w:pPr>
+        <w:pStyle w:val="BodyText"/>
+        <w:ind w:left="480" w:hanging="480"/>
+        <w:spacing w:before="0" w:after="0"/>
+      </w:pPr>
       <w:r>
         <w:rPr>
           <w:rFonts w:ascii="Times New Roman" w:hAnsi="Times New Roman" w:eastAsia="Times New Roman" w:cs="Times New Roman"/>
@@ -289,6 +298,13 @@
         </w:rPr>
         <w:t xml:space="preserve"> </w:t>
       </w:r>
+    </w:p>
+    <w:p>
+      <w:pPr>
+        <w:pStyle w:val="BodyText"/>
+        <w:ind w:left="480" w:hanging="480"/>
+        <w:spacing w:before="0" w:after="0"/>
+      </w:pPr>
       <w:r>
         <w:rPr>
           <w:rFonts w:ascii="Times New Roman" w:hAnsi="Times New Roman" w:eastAsia="Times New Roman" w:cs="Times New Roman"/>
@@ -345,6 +361,13 @@
         </w:rPr>
         <w:t xml:space="preserve"> </w:t>
       </w:r>
+    </w:p>
+    <w:p>
+      <w:pPr>
+        <w:pStyle w:val="BodyText"/>
+        <w:ind w:left="480" w:hanging="480"/>
+        <w:spacing w:before="0" w:after="180"/>
+      </w:pPr>
       <w:r>
         <w:rPr>
           <w:rFonts w:ascii="Times New Roman" w:hAnsi="Times New Roman" w:eastAsia="Times New Roman" w:cs="Times New Roman"/>
@@ -434,6 +457,8 @@
     <w:p>
       <w:pPr>
         <w:pStyle w:val="BodyText"/>
+        <w:ind w:left="480" w:hanging="480"/>
+        <w:spacing w:after="0"/>
       </w:pPr>
       <w:r>
         <w:rPr>
@@ -491,6 +516,13 @@
         </w:rPr>
         <w:t xml:space="preserve"> </w:t>
       </w:r>
+    </w:p>
+    <w:p>
+      <w:pPr>
+        <w:pStyle w:val="BodyText"/>
+        <w:ind w:left="480" w:hanging="480"/>
+        <w:spacing w:before="0" w:after="0"/>
+      </w:pPr>
       <w:r>
         <w:rPr>
           <w:rFonts w:ascii="Times New Roman" w:hAnsi="Times New Roman" w:eastAsia="Times New Roman" w:cs="Times New Roman"/>
@@ -547,6 +579,13 @@
         </w:rPr>
         <w:t xml:space="preserve"> </w:t>
       </w:r>
+    </w:p>
+    <w:p>
+      <w:pPr>
+        <w:pStyle w:val="BodyText"/>
+        <w:ind w:left="480" w:hanging="480"/>
+        <w:spacing w:before="0" w:after="0"/>
+      </w:pPr>
       <w:r>
         <w:rPr>
           <w:rFonts w:ascii="Times New Roman" w:hAnsi="Times New Roman" w:eastAsia="Times New Roman" w:cs="Times New Roman"/>
@@ -603,6 +642,13 @@
         </w:rPr>
         <w:t xml:space="preserve"> </w:t>
       </w:r>
+    </w:p>
+    <w:p>
+      <w:pPr>
+        <w:pStyle w:val="BodyText"/>
+        <w:ind w:left="480" w:hanging="480"/>
+        <w:spacing w:before="0" w:after="180"/>
+      </w:pPr>
       <w:r>
         <w:rPr>
           <w:rFonts w:ascii="Times New Roman" w:hAnsi="Times New Roman" w:eastAsia="Times New Roman" w:cs="Times New Roman"/>
@@ -704,6 +750,8 @@
     <w:p>
       <w:pPr>
         <w:pStyle w:val="BodyText"/>
+        <w:ind w:left="480" w:hanging="480"/>
+        <w:spacing w:after="0"/>
       </w:pPr>
       <w:r>
         <w:rPr>
@@ -781,6 +829,13 @@
         </w:rPr>
         <w:t xml:space="preserve"> </w:t>
       </w:r>
+    </w:p>
+    <w:p>
+      <w:pPr>
+        <w:pStyle w:val="BodyText"/>
+        <w:ind w:left="480" w:hanging="480"/>
+        <w:spacing w:before="0" w:after="0"/>
+      </w:pPr>
       <w:r>
         <w:rPr>
           <w:rFonts w:ascii="Times New Roman" w:hAnsi="Times New Roman" w:eastAsia="Times New Roman" w:cs="Times New Roman"/>
@@ -857,6 +912,13 @@
         </w:rPr>
         <w:t xml:space="preserve"> </w:t>
       </w:r>
+    </w:p>
+    <w:p>
+      <w:pPr>
+        <w:pStyle w:val="BodyText"/>
+        <w:ind w:left="480" w:hanging="480"/>
+        <w:spacing w:before="0" w:after="0"/>
+      </w:pPr>
       <w:r>
         <w:rPr>
           <w:rFonts w:ascii="Times New Roman" w:hAnsi="Times New Roman" w:eastAsia="Times New Roman" w:cs="Times New Roman"/>
@@ -933,6 +995,13 @@
         </w:rPr>
         <w:t xml:space="preserve"> </w:t>
       </w:r>
+    </w:p>
+    <w:p>
+      <w:pPr>
+        <w:pStyle w:val="BodyText"/>
+        <w:ind w:left="480" w:hanging="480"/>
+        <w:spacing w:before="0" w:after="180"/>
+      </w:pPr>
       <w:r>
         <w:rPr>
           <w:rFonts w:ascii="Times New Roman" w:hAnsi="Times New Roman" w:eastAsia="Times New Roman" w:cs="Times New Roman"/>
@@ -978,6 +1047,8 @@
     <w:p>
       <w:pPr>
         <w:pStyle w:val="BodyText"/>
+        <w:ind w:left="480" w:hanging="480"/>
+        <w:spacing w:after="0"/>
       </w:pPr>
       <w:r>
         <w:rPr>
@@ -1009,6 +1080,13 @@
         </w:rPr>
         <w:t xml:space="preserve"> </w:t>
       </w:r>
+    </w:p>
+    <w:p>
+      <w:pPr>
+        <w:pStyle w:val="BodyText"/>
+        <w:ind w:left="480" w:hanging="480"/>
+        <w:spacing w:before="0" w:after="0"/>
+      </w:pPr>
       <w:r>
         <w:rPr>
           <w:rFonts w:ascii="Times New Roman" w:hAnsi="Times New Roman" w:eastAsia="Times New Roman" w:cs="Times New Roman"/>
@@ -1039,6 +1117,13 @@
         </w:rPr>
         <w:t xml:space="preserve"> </w:t>
       </w:r>
+    </w:p>
+    <w:p>
+      <w:pPr>
+        <w:pStyle w:val="BodyText"/>
+        <w:ind w:left="480" w:hanging="480"/>
+        <w:spacing w:before="0" w:after="0"/>
+      </w:pPr>
       <w:r>
         <w:rPr>
           <w:rFonts w:ascii="Times New Roman" w:hAnsi="Times New Roman" w:eastAsia="Times New Roman" w:cs="Times New Roman"/>
@@ -1057,6 +1142,13 @@
         </w:rPr>
         <w:t xml:space="preserve"> </w:t>
       </w:r>
+    </w:p>
+    <w:p>
+      <w:pPr>
+        <w:pStyle w:val="BodyText"/>
+        <w:ind w:left="480" w:hanging="480"/>
+        <w:spacing w:before="0" w:after="180"/>
+      </w:pPr>
       <w:r>
         <w:rPr>
           <w:rFonts w:ascii="Times New Roman" w:hAnsi="Times New Roman" w:eastAsia="Times New Roman" w:cs="Times New Roman"/>
@@ -10617,6 +10709,8 @@
     <w:p>
       <w:pPr>
         <w:pStyle w:val="BodyText"/>
+        <w:ind w:left="480" w:hanging="480"/>
+        <w:spacing w:after="0"/>
       </w:pPr>
       <w:r>
         <w:rPr>
@@ -10666,6 +10760,13 @@
         </w:rPr>
         <w:t xml:space="preserve"> </w:t>
       </w:r>
+    </w:p>
+    <w:p>
+      <w:pPr>
+        <w:pStyle w:val="BodyText"/>
+        <w:ind w:left="480" w:hanging="480"/>
+        <w:spacing w:before="0" w:after="0"/>
+      </w:pPr>
       <w:r>
         <w:rPr>
           <w:rFonts w:ascii="Times New Roman" w:hAnsi="Times New Roman" w:eastAsia="Times New Roman" w:cs="Times New Roman"/>
@@ -10682,7 +10783,20 @@
         <w:rPr>
           <w:rFonts w:ascii="Times New Roman" w:hAnsi="Times New Roman" w:eastAsia="Times New Roman" w:cs="Times New Roman"/>
         </w:rPr>
-        <w:t xml:space="preserve">　B. </w:t>
+        <w:t xml:space="preserve">　</w:t>
+      </w:r>
+    </w:p>
+    <w:p>
+      <w:pPr>
+        <w:pStyle w:val="BodyText"/>
+        <w:ind w:left="480" w:hanging="480"/>
+        <w:spacing w:before="0" w:after="0"/>
+      </w:pPr>
+      <w:r>
+        <w:rPr>
+          <w:rFonts w:ascii="Times New Roman" w:hAnsi="Times New Roman" w:eastAsia="Times New Roman" w:cs="Times New Roman"/>
+        </w:rPr>
+        <w:t xml:space="preserve">B. </w:t>
       </w:r>
       <w:r>
         <w:rPr>
@@ -10694,7 +10808,20 @@
         <w:rPr>
           <w:rFonts w:ascii="Times New Roman" w:hAnsi="Times New Roman" w:eastAsia="Times New Roman" w:cs="Times New Roman"/>
         </w:rPr>
-        <w:t xml:space="preserve">　C. </w:t>
+        <w:t xml:space="preserve">　</w:t>
+      </w:r>
+    </w:p>
+    <w:p>
+      <w:pPr>
+        <w:pStyle w:val="BodyText"/>
+        <w:ind w:left="480" w:hanging="480"/>
+        <w:spacing w:before="0" w:after="0"/>
+      </w:pPr>
+      <w:r>
+        <w:rPr>
+          <w:rFonts w:ascii="Times New Roman" w:hAnsi="Times New Roman" w:eastAsia="Times New Roman" w:cs="Times New Roman"/>
+        </w:rPr>
+        <w:t xml:space="preserve">C. </w:t>
       </w:r>
       <w:r>
         <w:rPr>
@@ -10706,7 +10833,20 @@
         <w:rPr>
           <w:rFonts w:ascii="Times New Roman" w:hAnsi="Times New Roman" w:eastAsia="Times New Roman" w:cs="Times New Roman"/>
         </w:rPr>
-        <w:t xml:space="preserve">　D. </w:t>
+        <w:t xml:space="preserve">　</w:t>
+      </w:r>
+    </w:p>
+    <w:p>
+      <w:pPr>
+        <w:pStyle w:val="BodyText"/>
+        <w:ind w:left="480" w:hanging="480"/>
+        <w:spacing w:before="0" w:after="180"/>
+      </w:pPr>
+      <w:r>
+        <w:rPr>
+          <w:rFonts w:ascii="Times New Roman" w:hAnsi="Times New Roman" w:eastAsia="Times New Roman" w:cs="Times New Roman"/>
+        </w:rPr>
+        <w:t xml:space="preserve">D. </w:t>
       </w:r>
       <w:r>
         <w:rPr>
@@ -12005,7 +12145,7 @@
         </w:rPr>
         <w:drawing>
           <wp:inline>
-            <wp:extent cx="3600000" cy="1459458"/>
+            <wp:extent cx="3592512" cy="1459458"/>
             <wp:effectExtent b="0" l="0" r="0" t="0"/>
             <wp:docPr descr="" title="" id="42" name="Picture"/>
             <a:graphic>
@@ -12026,7 +12166,7 @@
                   <pic:spPr bwMode="auto">
                     <a:xfrm>
                       <a:off x="0" y="0"/>
-                      <a:ext cx="3600000" cy="1459458"/>
+                      <a:ext cx="3592512" cy="1459458"/>
                     </a:xfrm>
                     <a:prstGeom prst="rect">
                       <a:avLst/>
@@ -12281,7 +12421,7 @@
         </w:rPr>
         <w:drawing>
           <wp:inline>
-            <wp:extent cx="3048000" cy="2019300"/>
+            <wp:extent cx="3009900" cy="2019300"/>
             <wp:effectExtent b="0" l="0" r="0" t="0"/>
             <wp:docPr descr="" title="" id="45" name="Picture"/>
             <a:graphic>
@@ -12302,7 +12442,7 @@
                   <pic:spPr bwMode="auto">
                     <a:xfrm>
                       <a:off x="0" y="0"/>
-                      <a:ext cx="3048000" cy="2019300"/>
+                      <a:ext cx="3009900" cy="2019300"/>
                     </a:xfrm>
                     <a:prstGeom prst="rect">
                       <a:avLst/>
@@ -13071,7 +13211,7 @@
         </w:rPr>
         <w:drawing>
           <wp:inline>
-            <wp:extent cx="3240000" cy="2753406"/>
+            <wp:extent cx="3240000" cy="2712000"/>
             <wp:effectExtent b="0" l="0" r="0" t="0"/>
             <wp:docPr descr="" title="" id="50" name="Picture"/>
             <a:graphic>
@@ -13092,7 +13232,7 @@
                   <pic:spPr bwMode="auto">
                     <a:xfrm>
                       <a:off x="0" y="0"/>
-                      <a:ext cx="3240000" cy="2753406"/>
+                      <a:ext cx="3240000" cy="2712000"/>
                     </a:xfrm>
                     <a:prstGeom prst="rect">
                       <a:avLst/>
@@ -16891,7 +17031,7 @@
         </w:rPr>
         <w:drawing>
           <wp:inline>
-            <wp:extent cx="3600000" cy="1357376"/>
+            <wp:extent cx="3089475" cy="1357376"/>
             <wp:effectExtent b="0" l="0" r="0" t="0"/>
             <wp:docPr descr="" title="" id="64" name="Picture"/>
             <a:graphic>
@@ -16912,7 +17052,7 @@
                   <pic:spPr bwMode="auto">
                     <a:xfrm>
                       <a:off x="0" y="0"/>
-                      <a:ext cx="3600000" cy="1357376"/>
+                      <a:ext cx="3089475" cy="1357376"/>
                     </a:xfrm>
                     <a:prstGeom prst="rect">
                       <a:avLst/>

--- a/00-首页/题组Word/综合模拟卷/综合模拟卷VI-教师版.docx
+++ b/00-首页/题组Word/综合模拟卷/综合模拟卷VI-教师版.docx
@@ -14556,7 +14556,7 @@
         <m:sSub>
           <m:e>
             <m:r>
-              <m:t>​</m:t>
+              <m:t xml:space="preserve"> </m:t>
             </m:r>
           </m:e>
           <m:sub>
@@ -14576,7 +14576,7 @@
         <m:sSub>
           <m:e>
             <m:r>
-              <m:t>​</m:t>
+              <m:t xml:space="preserve"> </m:t>
             </m:r>
           </m:e>
           <m:sub>
@@ -14596,7 +14596,7 @@
         <m:sSub>
           <m:e>
             <m:r>
-              <m:t>​</m:t>
+              <m:t xml:space="preserve"> </m:t>
             </m:r>
           </m:e>
           <m:sub>
@@ -14616,7 +14616,7 @@
         <m:sSub>
           <m:e>
             <m:r>
-              <m:t>​</m:t>
+              <m:t xml:space="preserve"> </m:t>
             </m:r>
           </m:e>
           <m:sub>
@@ -14636,7 +14636,7 @@
         <m:sSub>
           <m:e>
             <m:r>
-              <m:t>​</m:t>
+              <m:t xml:space="preserve"> </m:t>
             </m:r>
           </m:e>
           <m:sub>
@@ -14656,7 +14656,7 @@
         <m:sSub>
           <m:e>
             <m:r>
-              <m:t>​</m:t>
+              <m:t xml:space="preserve"> </m:t>
             </m:r>
           </m:e>
           <m:sub>
@@ -15367,7 +15367,7 @@
         <m:sSubSup>
           <m:e>
             <m:r>
-              <m:t>​</m:t>
+              <m:t xml:space="preserve"> </m:t>
             </m:r>
           </m:e>
           <m:sub>
@@ -15424,7 +15424,7 @@
         <m:sSubSup>
           <m:e>
             <m:r>
-              <m:t>​</m:t>
+              <m:t xml:space="preserve"> </m:t>
             </m:r>
           </m:e>
           <m:sub>
@@ -15469,7 +15469,7 @@
         <m:sSubSup>
           <m:e>
             <m:r>
-              <m:t>​</m:t>
+              <m:t xml:space="preserve"> </m:t>
             </m:r>
           </m:e>
           <m:sub>
@@ -15630,7 +15630,7 @@
         <m:sSubSup>
           <m:e>
             <m:r>
-              <m:t>​</m:t>
+              <m:t xml:space="preserve"> </m:t>
             </m:r>
           </m:e>
           <m:sub>
@@ -15675,7 +15675,7 @@
         <m:sSubSup>
           <m:e>
             <m:r>
-              <m:t>​</m:t>
+              <m:t xml:space="preserve"> </m:t>
             </m:r>
           </m:e>
           <m:sub>

--- a/00-首页/题组Word/综合模拟卷/综合模拟卷VI-教师版.docx
+++ b/00-首页/题组Word/综合模拟卷/综合模拟卷VI-教师版.docx
@@ -176,8 +176,8 @@
     <w:p>
       <w:pPr>
         <w:pStyle w:val="BodyText"/>
+        <w:spacing w:before="0" w:after="0"/>
         <w:ind w:left="480" w:hanging="480"/>
-        <w:spacing w:after="0"/>
       </w:pPr>
       <w:r>
         <w:rPr>
@@ -239,8 +239,8 @@
     <w:p>
       <w:pPr>
         <w:pStyle w:val="BodyText"/>
+        <w:spacing w:before="0" w:after="0"/>
         <w:ind w:left="480" w:hanging="480"/>
-        <w:spacing w:before="0" w:after="0"/>
       </w:pPr>
       <w:r>
         <w:rPr>
@@ -302,8 +302,8 @@
     <w:p>
       <w:pPr>
         <w:pStyle w:val="BodyText"/>
+        <w:spacing w:before="0" w:after="0"/>
         <w:ind w:left="480" w:hanging="480"/>
-        <w:spacing w:before="0" w:after="0"/>
       </w:pPr>
       <w:r>
         <w:rPr>
@@ -365,8 +365,8 @@
     <w:p>
       <w:pPr>
         <w:pStyle w:val="BodyText"/>
+        <w:spacing w:before="0" w:after="0"/>
         <w:ind w:left="480" w:hanging="480"/>
-        <w:spacing w:before="0" w:after="180"/>
       </w:pPr>
       <w:r>
         <w:rPr>
@@ -457,8 +457,8 @@
     <w:p>
       <w:pPr>
         <w:pStyle w:val="BodyText"/>
+        <w:spacing w:before="0" w:after="0"/>
         <w:ind w:left="480" w:hanging="480"/>
-        <w:spacing w:after="0"/>
       </w:pPr>
       <w:r>
         <w:rPr>
@@ -520,8 +520,8 @@
     <w:p>
       <w:pPr>
         <w:pStyle w:val="BodyText"/>
+        <w:spacing w:before="0" w:after="0"/>
         <w:ind w:left="480" w:hanging="480"/>
-        <w:spacing w:before="0" w:after="0"/>
       </w:pPr>
       <w:r>
         <w:rPr>
@@ -583,8 +583,8 @@
     <w:p>
       <w:pPr>
         <w:pStyle w:val="BodyText"/>
+        <w:spacing w:before="0" w:after="0"/>
         <w:ind w:left="480" w:hanging="480"/>
-        <w:spacing w:before="0" w:after="0"/>
       </w:pPr>
       <w:r>
         <w:rPr>
@@ -646,8 +646,8 @@
     <w:p>
       <w:pPr>
         <w:pStyle w:val="BodyText"/>
+        <w:spacing w:before="0" w:after="0"/>
         <w:ind w:left="480" w:hanging="480"/>
-        <w:spacing w:before="0" w:after="180"/>
       </w:pPr>
       <w:r>
         <w:rPr>
@@ -750,8 +750,8 @@
     <w:p>
       <w:pPr>
         <w:pStyle w:val="BodyText"/>
+        <w:spacing w:before="0" w:after="0"/>
         <w:ind w:left="480" w:hanging="480"/>
-        <w:spacing w:after="0"/>
       </w:pPr>
       <w:r>
         <w:rPr>
@@ -833,8 +833,8 @@
     <w:p>
       <w:pPr>
         <w:pStyle w:val="BodyText"/>
+        <w:spacing w:before="0" w:after="0"/>
         <w:ind w:left="480" w:hanging="480"/>
-        <w:spacing w:before="0" w:after="0"/>
       </w:pPr>
       <w:r>
         <w:rPr>
@@ -916,8 +916,8 @@
     <w:p>
       <w:pPr>
         <w:pStyle w:val="BodyText"/>
+        <w:spacing w:before="0" w:after="0"/>
         <w:ind w:left="480" w:hanging="480"/>
-        <w:spacing w:before="0" w:after="0"/>
       </w:pPr>
       <w:r>
         <w:rPr>
@@ -999,8 +999,8 @@
     <w:p>
       <w:pPr>
         <w:pStyle w:val="BodyText"/>
+        <w:spacing w:before="0" w:after="0"/>
         <w:ind w:left="480" w:hanging="480"/>
-        <w:spacing w:before="0" w:after="180"/>
       </w:pPr>
       <w:r>
         <w:rPr>
@@ -1047,8 +1047,8 @@
     <w:p>
       <w:pPr>
         <w:pStyle w:val="BodyText"/>
+        <w:spacing w:before="0" w:after="0"/>
         <w:ind w:left="480" w:hanging="480"/>
-        <w:spacing w:after="0"/>
       </w:pPr>
       <w:r>
         <w:rPr>
@@ -1084,32 +1084,57 @@
     <w:p>
       <w:pPr>
         <w:pStyle w:val="BodyText"/>
+        <w:spacing w:before="0" w:after="0"/>
         <w:ind w:left="480" w:hanging="480"/>
+      </w:pPr>
+      <w:r>
+        <w:rPr>
+          <w:rFonts w:ascii="Times New Roman" w:hAnsi="Times New Roman" w:eastAsia="Times New Roman" w:cs="Times New Roman"/>
+        </w:rPr>
+        <w:t xml:space="preserve">B. </w:t>
+      </w:r>
+      <w:r>
+        <w:rPr>
+          <w:rFonts w:hint="eastAsia" w:ascii="Times New Roman" w:hAnsi="Times New Roman" w:eastAsia="FangSong" w:cs="Times New Roman"/>
+        </w:rPr>
+        <w:t>锂和镁的氟化物</w:t>
+      </w:r>
+      <w:r>
+        <w:rPr>
+          <w:rFonts w:hint="eastAsia" w:ascii="Times New Roman" w:hAnsi="Times New Roman" w:eastAsia="Times New Roman" w:cs="Times New Roman"/>
+        </w:rPr>
+        <w:t>、</w:t>
+      </w:r>
+      <w:r>
+        <w:rPr>
+          <w:rFonts w:hint="eastAsia" w:ascii="Times New Roman" w:hAnsi="Times New Roman" w:eastAsia="FangSong" w:cs="Times New Roman"/>
+        </w:rPr>
+        <w:t>碳酸盐和磷酸盐都难溶于水</w:t>
+      </w:r>
+      <w:r>
+        <w:rPr>
+          <w:rFonts w:ascii="Times New Roman" w:hAnsi="Times New Roman" w:eastAsia="Times New Roman" w:cs="Times New Roman"/>
+        </w:rPr>
+        <w:t xml:space="preserve"> </w:t>
+      </w:r>
+    </w:p>
+    <w:p>
+      <w:pPr>
+        <w:pStyle w:val="BodyText"/>
         <w:spacing w:before="0" w:after="0"/>
-      </w:pPr>
-      <w:r>
-        <w:rPr>
-          <w:rFonts w:ascii="Times New Roman" w:hAnsi="Times New Roman" w:eastAsia="Times New Roman" w:cs="Times New Roman"/>
-        </w:rPr>
-        <w:t xml:space="preserve">B. </w:t>
-      </w:r>
-      <w:r>
-        <w:rPr>
-          <w:rFonts w:hint="eastAsia" w:ascii="Times New Roman" w:hAnsi="Times New Roman" w:eastAsia="FangSong" w:cs="Times New Roman"/>
-        </w:rPr>
-        <w:t>锂和镁的氟化物</w:t>
-      </w:r>
-      <w:r>
-        <w:rPr>
-          <w:rFonts w:hint="eastAsia" w:ascii="Times New Roman" w:hAnsi="Times New Roman" w:eastAsia="Times New Roman" w:cs="Times New Roman"/>
-        </w:rPr>
-        <w:t>、</w:t>
-      </w:r>
-      <w:r>
-        <w:rPr>
-          <w:rFonts w:hint="eastAsia" w:ascii="Times New Roman" w:hAnsi="Times New Roman" w:eastAsia="FangSong" w:cs="Times New Roman"/>
-        </w:rPr>
-        <w:t>碳酸盐和磷酸盐都难溶于水</w:t>
+        <w:ind w:left="480" w:hanging="480"/>
+      </w:pPr>
+      <w:r>
+        <w:rPr>
+          <w:rFonts w:ascii="Times New Roman" w:hAnsi="Times New Roman" w:eastAsia="Times New Roman" w:cs="Times New Roman"/>
+        </w:rPr>
+        <w:t xml:space="preserve">C. </w:t>
+      </w:r>
+      <w:r>
+        <w:rPr>
+          <w:rFonts w:hint="eastAsia" w:ascii="Times New Roman" w:hAnsi="Times New Roman" w:eastAsia="FangSong" w:cs="Times New Roman"/>
+        </w:rPr>
+        <w:t xml:space="preserve">锂和镁的氯化物能溶于有机溶剂</w:t>
       </w:r>
       <w:r>
         <w:rPr>
@@ -1121,33 +1146,8 @@
     <w:p>
       <w:pPr>
         <w:pStyle w:val="BodyText"/>
+        <w:spacing w:before="0" w:after="0"/>
         <w:ind w:left="480" w:hanging="480"/>
-        <w:spacing w:before="0" w:after="0"/>
-      </w:pPr>
-      <w:r>
-        <w:rPr>
-          <w:rFonts w:ascii="Times New Roman" w:hAnsi="Times New Roman" w:eastAsia="Times New Roman" w:cs="Times New Roman"/>
-        </w:rPr>
-        <w:t xml:space="preserve">C. </w:t>
-      </w:r>
-      <w:r>
-        <w:rPr>
-          <w:rFonts w:hint="eastAsia" w:ascii="Times New Roman" w:hAnsi="Times New Roman" w:eastAsia="FangSong" w:cs="Times New Roman"/>
-        </w:rPr>
-        <w:t xml:space="preserve">锂和镁的氯化物能溶于有机溶剂</w:t>
-      </w:r>
-      <w:r>
-        <w:rPr>
-          <w:rFonts w:ascii="Times New Roman" w:hAnsi="Times New Roman" w:eastAsia="Times New Roman" w:cs="Times New Roman"/>
-        </w:rPr>
-        <w:t xml:space="preserve"> </w:t>
-      </w:r>
-    </w:p>
-    <w:p>
-      <w:pPr>
-        <w:pStyle w:val="BodyText"/>
-        <w:ind w:left="480" w:hanging="480"/>
-        <w:spacing w:before="0" w:after="180"/>
       </w:pPr>
       <w:r>
         <w:rPr>
@@ -1239,6 +1239,14 @@
         <w:tblStyle w:val="Table"/>
         <w:tblW w:type="pct" w:w="5000"/>
         <w:tblLayout w:type="fixed"/>
+        <w:tblBorders>
+          <w:top w:val="single" w:sz="12" w:space="0" w:color="000000"/>
+          <w:left w:val="none" w:sz="0" w:space="0" w:color="auto"/>
+          <w:bottom w:val="single" w:sz="12" w:space="0" w:color="000000"/>
+          <w:right w:val="none" w:sz="0" w:space="0" w:color="auto"/>
+          <w:insideH w:val="none" w:sz="0" w:space="0" w:color="auto"/>
+          <w:insideV w:val="none" w:sz="0" w:space="0" w:color="auto"/>
+        </w:tblBorders>
         <w:tblLook w:firstRow="1" w:lastRow="0" w:firstColumn="0" w:lastColumn="0" w:noHBand="0" w:noVBand="0" w:val="0020"/>
       </w:tblPr>
       <w:tblGrid>
@@ -1250,7 +1258,11 @@
           <w:tblHeader w:val="on"/>
         </w:trPr>
         <w:tc>
-          <w:tcPr/>
+          <w:tcPr>
+            <w:tcBorders>
+              <w:bottom w:val="single" w:sz="8" w:space="0" w:color="000000"/>
+            </w:tcBorders>
+          </w:tcPr>
           <w:p>
             <w:pPr>
               <w:pStyle w:val="Compact"/>
@@ -1266,7 +1278,11 @@
           </w:p>
         </w:tc>
         <w:tc>
-          <w:tcPr/>
+          <w:tcPr>
+            <w:tcBorders>
+              <w:bottom w:val="single" w:sz="8" w:space="0" w:color="000000"/>
+            </w:tcBorders>
+          </w:tcPr>
           <w:p>
             <w:pPr>
               <w:pStyle w:val="Compact"/>
@@ -2516,6 +2532,14 @@
       <w:tblPr>
         <w:tblStyle w:val="Table"/>
         <w:tblW w:type="auto" w:w="0"/>
+        <w:tblBorders>
+          <w:top w:val="single" w:sz="12" w:space="0" w:color="000000"/>
+          <w:left w:val="none" w:sz="0" w:space="0" w:color="auto"/>
+          <w:bottom w:val="single" w:sz="12" w:space="0" w:color="000000"/>
+          <w:right w:val="none" w:sz="0" w:space="0" w:color="auto"/>
+          <w:insideH w:val="none" w:sz="0" w:space="0" w:color="auto"/>
+          <w:insideV w:val="none" w:sz="0" w:space="0" w:color="auto"/>
+        </w:tblBorders>
         <w:tblLook w:firstRow="1" w:lastRow="0" w:firstColumn="0" w:lastColumn="0" w:noHBand="0" w:noVBand="0" w:val="0020"/>
       </w:tblPr>
       <w:tblGrid>
@@ -2528,7 +2552,11 @@
           <w:tblHeader w:val="on"/>
         </w:trPr>
         <w:tc>
-          <w:tcPr/>
+          <w:tcPr>
+            <w:tcBorders>
+              <w:bottom w:val="single" w:sz="8" w:space="0" w:color="000000"/>
+            </w:tcBorders>
+          </w:tcPr>
           <w:p>
             <w:pPr>
               <w:pStyle w:val="Compact"/>
@@ -2551,7 +2579,11 @@
           </w:p>
         </w:tc>
         <w:tc>
-          <w:tcPr/>
+          <w:tcPr>
+            <w:tcBorders>
+              <w:bottom w:val="single" w:sz="8" w:space="0" w:color="000000"/>
+            </w:tcBorders>
+          </w:tcPr>
           <w:p>
             <w:pPr>
               <w:pStyle w:val="Compact"/>
@@ -2567,7 +2599,11 @@
           </w:p>
         </w:tc>
         <w:tc>
-          <w:tcPr/>
+          <w:tcPr>
+            <w:tcBorders>
+              <w:bottom w:val="single" w:sz="8" w:space="0" w:color="000000"/>
+            </w:tcBorders>
+          </w:tcPr>
           <w:p>
             <w:pPr>
               <w:pStyle w:val="Compact"/>
@@ -3733,6 +3769,14 @@
         <w:tblStyle w:val="Table"/>
         <w:tblW w:type="pct" w:w="5000"/>
         <w:tblLayout w:type="fixed"/>
+        <w:tblBorders>
+          <w:top w:val="single" w:sz="12" w:space="0" w:color="000000"/>
+          <w:left w:val="none" w:sz="0" w:space="0" w:color="auto"/>
+          <w:bottom w:val="single" w:sz="12" w:space="0" w:color="000000"/>
+          <w:right w:val="none" w:sz="0" w:space="0" w:color="auto"/>
+          <w:insideH w:val="none" w:sz="0" w:space="0" w:color="auto"/>
+          <w:insideV w:val="none" w:sz="0" w:space="0" w:color="auto"/>
+        </w:tblBorders>
         <w:tblLook w:firstRow="1" w:lastRow="0" w:firstColumn="0" w:lastColumn="0" w:noHBand="0" w:noVBand="0" w:val="0020"/>
       </w:tblPr>
       <w:tblGrid>
@@ -3744,7 +3788,11 @@
           <w:tblHeader w:val="on"/>
         </w:trPr>
         <w:tc>
-          <w:tcPr/>
+          <w:tcPr>
+            <w:tcBorders>
+              <w:bottom w:val="single" w:sz="8" w:space="0" w:color="000000"/>
+            </w:tcBorders>
+          </w:tcPr>
           <w:p>
             <w:pPr>
               <w:pStyle w:val="Compact"/>
@@ -3760,7 +3808,11 @@
           </w:p>
         </w:tc>
         <w:tc>
-          <w:tcPr/>
+          <w:tcPr>
+            <w:tcBorders>
+              <w:bottom w:val="single" w:sz="8" w:space="0" w:color="000000"/>
+            </w:tcBorders>
+          </w:tcPr>
           <w:p>
             <w:pPr>
               <w:pStyle w:val="Compact"/>
@@ -4996,6 +5048,14 @@
         <w:tblStyle w:val="Table"/>
         <w:tblW w:type="pct" w:w="5000"/>
         <w:tblLayout w:type="fixed"/>
+        <w:tblBorders>
+          <w:top w:val="single" w:sz="12" w:space="0" w:color="000000"/>
+          <w:left w:val="none" w:sz="0" w:space="0" w:color="auto"/>
+          <w:bottom w:val="single" w:sz="12" w:space="0" w:color="000000"/>
+          <w:right w:val="none" w:sz="0" w:space="0" w:color="auto"/>
+          <w:insideH w:val="none" w:sz="0" w:space="0" w:color="auto"/>
+          <w:insideV w:val="none" w:sz="0" w:space="0" w:color="auto"/>
+        </w:tblBorders>
         <w:tblLook w:firstRow="1" w:lastRow="0" w:firstColumn="0" w:lastColumn="0" w:noHBand="0" w:noVBand="0" w:val="0020"/>
       </w:tblPr>
       <w:tblGrid>
@@ -5007,7 +5067,11 @@
           <w:tblHeader w:val="on"/>
         </w:trPr>
         <w:tc>
-          <w:tcPr/>
+          <w:tcPr>
+            <w:tcBorders>
+              <w:bottom w:val="single" w:sz="8" w:space="0" w:color="000000"/>
+            </w:tcBorders>
+          </w:tcPr>
           <w:p>
             <w:pPr>
               <w:pStyle w:val="Compact"/>
@@ -5023,7 +5087,11 @@
           </w:p>
         </w:tc>
         <w:tc>
-          <w:tcPr/>
+          <w:tcPr>
+            <w:tcBorders>
+              <w:bottom w:val="single" w:sz="8" w:space="0" w:color="000000"/>
+            </w:tcBorders>
+          </w:tcPr>
           <w:p>
             <w:pPr>
               <w:pStyle w:val="Compact"/>
@@ -7704,6 +7772,14 @@
       <w:tblPr>
         <w:tblStyle w:val="Table"/>
         <w:tblW w:type="auto" w:w="0"/>
+        <w:tblBorders>
+          <w:top w:val="single" w:sz="12" w:space="0" w:color="000000"/>
+          <w:left w:val="none" w:sz="0" w:space="0" w:color="auto"/>
+          <w:bottom w:val="single" w:sz="12" w:space="0" w:color="000000"/>
+          <w:right w:val="none" w:sz="0" w:space="0" w:color="auto"/>
+          <w:insideH w:val="none" w:sz="0" w:space="0" w:color="auto"/>
+          <w:insideV w:val="none" w:sz="0" w:space="0" w:color="auto"/>
+        </w:tblBorders>
         <w:tblLook w:firstRow="1" w:lastRow="0" w:firstColumn="0" w:lastColumn="0" w:noHBand="0" w:noVBand="0" w:val="0020"/>
       </w:tblPr>
       <w:tblGrid>
@@ -7715,7 +7791,11 @@
           <w:tblHeader w:val="on"/>
         </w:trPr>
         <w:tc>
-          <w:tcPr/>
+          <w:tcPr>
+            <w:tcBorders>
+              <w:bottom w:val="single" w:sz="8" w:space="0" w:color="000000"/>
+            </w:tcBorders>
+          </w:tcPr>
           <w:p>
             <w:pPr>
               <w:pStyle w:val="Compact"/>
@@ -7731,7 +7811,11 @@
           </w:p>
         </w:tc>
         <w:tc>
-          <w:tcPr/>
+          <w:tcPr>
+            <w:tcBorders>
+              <w:bottom w:val="single" w:sz="8" w:space="0" w:color="000000"/>
+            </w:tcBorders>
+          </w:tcPr>
           <w:p>
             <w:pPr>
               <w:pStyle w:val="Compact"/>
@@ -8598,6 +8682,14 @@
       <w:tblPr>
         <w:tblStyle w:val="Table"/>
         <w:tblW w:type="auto" w:w="0"/>
+        <w:tblBorders>
+          <w:top w:val="single" w:sz="12" w:space="0" w:color="000000"/>
+          <w:left w:val="none" w:sz="0" w:space="0" w:color="auto"/>
+          <w:bottom w:val="single" w:sz="12" w:space="0" w:color="000000"/>
+          <w:right w:val="none" w:sz="0" w:space="0" w:color="auto"/>
+          <w:insideH w:val="none" w:sz="0" w:space="0" w:color="auto"/>
+          <w:insideV w:val="none" w:sz="0" w:space="0" w:color="auto"/>
+        </w:tblBorders>
         <w:tblLook w:firstRow="1" w:lastRow="0" w:firstColumn="0" w:lastColumn="0" w:noHBand="0" w:noVBand="0" w:val="0020"/>
       </w:tblPr>
       <w:tblGrid>
@@ -8609,7 +8701,11 @@
           <w:tblHeader w:val="on"/>
         </w:trPr>
         <w:tc>
-          <w:tcPr/>
+          <w:tcPr>
+            <w:tcBorders>
+              <w:bottom w:val="single" w:sz="8" w:space="0" w:color="000000"/>
+            </w:tcBorders>
+          </w:tcPr>
           <w:p>
             <w:pPr>
               <w:pStyle w:val="Compact"/>
@@ -8625,7 +8721,11 @@
           </w:p>
         </w:tc>
         <w:tc>
-          <w:tcPr/>
+          <w:tcPr>
+            <w:tcBorders>
+              <w:bottom w:val="single" w:sz="8" w:space="0" w:color="000000"/>
+            </w:tcBorders>
+          </w:tcPr>
           <w:p>
             <w:pPr>
               <w:pStyle w:val="Compact"/>
@@ -10709,8 +10809,8 @@
     <w:p>
       <w:pPr>
         <w:pStyle w:val="BodyText"/>
+        <w:spacing w:before="0" w:after="0"/>
         <w:ind w:left="480" w:hanging="480"/>
-        <w:spacing w:after="0"/>
       </w:pPr>
       <w:r>
         <w:rPr>
@@ -10764,20 +10864,45 @@
     <w:p>
       <w:pPr>
         <w:pStyle w:val="BodyText"/>
+        <w:spacing w:before="0" w:after="0"/>
         <w:ind w:left="480" w:hanging="480"/>
+      </w:pPr>
+      <w:r>
+        <w:rPr>
+          <w:rFonts w:ascii="Times New Roman" w:hAnsi="Times New Roman" w:eastAsia="Times New Roman" w:cs="Times New Roman"/>
+        </w:rPr>
+        <w:t xml:space="preserve">A. </w:t>
+      </w:r>
+      <w:r>
+        <w:rPr>
+          <w:rFonts w:hint="eastAsia" w:ascii="Times New Roman" w:hAnsi="Times New Roman" w:eastAsia="FangSong" w:cs="Times New Roman"/>
+        </w:rPr>
+        <w:t xml:space="preserve">离子键</w:t>
+      </w:r>
+      <w:r>
+        <w:rPr>
+          <w:rFonts w:ascii="Times New Roman" w:hAnsi="Times New Roman" w:eastAsia="Times New Roman" w:cs="Times New Roman"/>
+        </w:rPr>
+        <w:t xml:space="preserve">　</w:t>
+      </w:r>
+    </w:p>
+    <w:p>
+      <w:pPr>
+        <w:pStyle w:val="BodyText"/>
         <w:spacing w:before="0" w:after="0"/>
-      </w:pPr>
-      <w:r>
-        <w:rPr>
-          <w:rFonts w:ascii="Times New Roman" w:hAnsi="Times New Roman" w:eastAsia="Times New Roman" w:cs="Times New Roman"/>
-        </w:rPr>
-        <w:t xml:space="preserve">A. </w:t>
-      </w:r>
-      <w:r>
-        <w:rPr>
-          <w:rFonts w:hint="eastAsia" w:ascii="Times New Roman" w:hAnsi="Times New Roman" w:eastAsia="FangSong" w:cs="Times New Roman"/>
-        </w:rPr>
-        <w:t xml:space="preserve">离子键</w:t>
+        <w:ind w:left="480" w:hanging="480"/>
+      </w:pPr>
+      <w:r>
+        <w:rPr>
+          <w:rFonts w:ascii="Times New Roman" w:hAnsi="Times New Roman" w:eastAsia="Times New Roman" w:cs="Times New Roman"/>
+        </w:rPr>
+        <w:t xml:space="preserve">B. </w:t>
+      </w:r>
+      <w:r>
+        <w:rPr>
+          <w:rFonts w:hint="eastAsia" w:ascii="Times New Roman" w:hAnsi="Times New Roman" w:eastAsia="FangSong" w:cs="Times New Roman"/>
+        </w:rPr>
+        <w:t xml:space="preserve">共价键</w:t>
       </w:r>
       <w:r>
         <w:rPr>
@@ -10789,58 +10914,33 @@
     <w:p>
       <w:pPr>
         <w:pStyle w:val="BodyText"/>
+        <w:spacing w:before="0" w:after="0"/>
         <w:ind w:left="480" w:hanging="480"/>
+      </w:pPr>
+      <w:r>
+        <w:rPr>
+          <w:rFonts w:ascii="Times New Roman" w:hAnsi="Times New Roman" w:eastAsia="Times New Roman" w:cs="Times New Roman"/>
+        </w:rPr>
+        <w:t xml:space="preserve">C. </w:t>
+      </w:r>
+      <w:r>
+        <w:rPr>
+          <w:rFonts w:hint="eastAsia" w:ascii="Times New Roman" w:hAnsi="Times New Roman" w:eastAsia="FangSong" w:cs="Times New Roman"/>
+        </w:rPr>
+        <w:t xml:space="preserve">氢键</w:t>
+      </w:r>
+      <w:r>
+        <w:rPr>
+          <w:rFonts w:ascii="Times New Roman" w:hAnsi="Times New Roman" w:eastAsia="Times New Roman" w:cs="Times New Roman"/>
+        </w:rPr>
+        <w:t xml:space="preserve">　</w:t>
+      </w:r>
+    </w:p>
+    <w:p>
+      <w:pPr>
+        <w:pStyle w:val="BodyText"/>
         <w:spacing w:before="0" w:after="0"/>
-      </w:pPr>
-      <w:r>
-        <w:rPr>
-          <w:rFonts w:ascii="Times New Roman" w:hAnsi="Times New Roman" w:eastAsia="Times New Roman" w:cs="Times New Roman"/>
-        </w:rPr>
-        <w:t xml:space="preserve">B. </w:t>
-      </w:r>
-      <w:r>
-        <w:rPr>
-          <w:rFonts w:hint="eastAsia" w:ascii="Times New Roman" w:hAnsi="Times New Roman" w:eastAsia="FangSong" w:cs="Times New Roman"/>
-        </w:rPr>
-        <w:t xml:space="preserve">共价键</w:t>
-      </w:r>
-      <w:r>
-        <w:rPr>
-          <w:rFonts w:ascii="Times New Roman" w:hAnsi="Times New Roman" w:eastAsia="Times New Roman" w:cs="Times New Roman"/>
-        </w:rPr>
-        <w:t xml:space="preserve">　</w:t>
-      </w:r>
-    </w:p>
-    <w:p>
-      <w:pPr>
-        <w:pStyle w:val="BodyText"/>
         <w:ind w:left="480" w:hanging="480"/>
-        <w:spacing w:before="0" w:after="0"/>
-      </w:pPr>
-      <w:r>
-        <w:rPr>
-          <w:rFonts w:ascii="Times New Roman" w:hAnsi="Times New Roman" w:eastAsia="Times New Roman" w:cs="Times New Roman"/>
-        </w:rPr>
-        <w:t xml:space="preserve">C. </w:t>
-      </w:r>
-      <w:r>
-        <w:rPr>
-          <w:rFonts w:hint="eastAsia" w:ascii="Times New Roman" w:hAnsi="Times New Roman" w:eastAsia="FangSong" w:cs="Times New Roman"/>
-        </w:rPr>
-        <w:t xml:space="preserve">氢键</w:t>
-      </w:r>
-      <w:r>
-        <w:rPr>
-          <w:rFonts w:ascii="Times New Roman" w:hAnsi="Times New Roman" w:eastAsia="Times New Roman" w:cs="Times New Roman"/>
-        </w:rPr>
-        <w:t xml:space="preserve">　</w:t>
-      </w:r>
-    </w:p>
-    <w:p>
-      <w:pPr>
-        <w:pStyle w:val="BodyText"/>
-        <w:ind w:left="480" w:hanging="480"/>
-        <w:spacing w:before="0" w:after="180"/>
       </w:pPr>
       <w:r>
         <w:rPr>
@@ -10901,6 +11001,14 @@
         <w:tblStyle w:val="Table"/>
         <w:tblW w:type="pct" w:w="5000"/>
         <w:tblLayout w:type="fixed"/>
+        <w:tblBorders>
+          <w:top w:val="single" w:sz="12" w:space="0" w:color="000000"/>
+          <w:left w:val="none" w:sz="0" w:space="0" w:color="auto"/>
+          <w:bottom w:val="single" w:sz="12" w:space="0" w:color="000000"/>
+          <w:right w:val="none" w:sz="0" w:space="0" w:color="auto"/>
+          <w:insideH w:val="none" w:sz="0" w:space="0" w:color="auto"/>
+          <w:insideV w:val="none" w:sz="0" w:space="0" w:color="auto"/>
+        </w:tblBorders>
         <w:tblLook w:firstRow="1" w:lastRow="0" w:firstColumn="0" w:lastColumn="0" w:noHBand="0" w:noVBand="0" w:val="0020"/>
       </w:tblPr>
       <w:tblGrid>
@@ -10913,7 +11021,11 @@
           <w:tblHeader w:val="on"/>
         </w:trPr>
         <w:tc>
-          <w:tcPr/>
+          <w:tcPr>
+            <w:tcBorders>
+              <w:bottom w:val="single" w:sz="8" w:space="0" w:color="000000"/>
+            </w:tcBorders>
+          </w:tcPr>
           <w:p>
             <w:pPr>
               <w:pStyle w:val="Compact"/>
@@ -10936,7 +11048,11 @@
           </w:p>
         </w:tc>
         <w:tc>
-          <w:tcPr/>
+          <w:tcPr>
+            <w:tcBorders>
+              <w:bottom w:val="single" w:sz="8" w:space="0" w:color="000000"/>
+            </w:tcBorders>
+          </w:tcPr>
           <w:p>
             <w:pPr>
               <w:pStyle w:val="Compact"/>
@@ -10952,7 +11068,11 @@
           </w:p>
         </w:tc>
         <w:tc>
-          <w:tcPr/>
+          <w:tcPr>
+            <w:tcBorders>
+              <w:bottom w:val="single" w:sz="8" w:space="0" w:color="000000"/>
+            </w:tcBorders>
+          </w:tcPr>
           <w:p>
             <w:pPr>
               <w:pStyle w:val="Compact"/>
@@ -11629,6 +11749,14 @@
         <w:tblStyle w:val="Table"/>
         <w:tblW w:type="pct" w:w="5000"/>
         <w:tblLayout w:type="fixed"/>
+        <w:tblBorders>
+          <w:top w:val="single" w:sz="12" w:space="0" w:color="000000"/>
+          <w:left w:val="none" w:sz="0" w:space="0" w:color="auto"/>
+          <w:bottom w:val="single" w:sz="12" w:space="0" w:color="000000"/>
+          <w:right w:val="none" w:sz="0" w:space="0" w:color="auto"/>
+          <w:insideH w:val="none" w:sz="0" w:space="0" w:color="auto"/>
+          <w:insideV w:val="none" w:sz="0" w:space="0" w:color="auto"/>
+        </w:tblBorders>
         <w:tblLook w:firstRow="1" w:lastRow="0" w:firstColumn="0" w:lastColumn="0" w:noHBand="0" w:noVBand="0" w:val="0020"/>
       </w:tblPr>
       <w:tblGrid>
@@ -11642,7 +11770,11 @@
           <w:tblHeader w:val="on"/>
         </w:trPr>
         <w:tc>
-          <w:tcPr/>
+          <w:tcPr>
+            <w:tcBorders>
+              <w:bottom w:val="single" w:sz="8" w:space="0" w:color="000000"/>
+            </w:tcBorders>
+          </w:tcPr>
           <w:p>
             <w:pPr>
               <w:pStyle w:val="Compact"/>
@@ -11658,7 +11790,11 @@
           </w:p>
         </w:tc>
         <w:tc>
-          <w:tcPr/>
+          <w:tcPr>
+            <w:tcBorders>
+              <w:bottom w:val="single" w:sz="8" w:space="0" w:color="000000"/>
+            </w:tcBorders>
+          </w:tcPr>
           <w:p>
             <w:pPr>
               <w:pStyle w:val="Compact"/>
@@ -11674,7 +11810,11 @@
           </w:p>
         </w:tc>
         <w:tc>
-          <w:tcPr/>
+          <w:tcPr>
+            <w:tcBorders>
+              <w:bottom w:val="single" w:sz="8" w:space="0" w:color="000000"/>
+            </w:tcBorders>
+          </w:tcPr>
           <w:p>
             <w:pPr>
               <w:pStyle w:val="Compact"/>
@@ -11690,7 +11830,11 @@
           </w:p>
         </w:tc>
         <w:tc>
-          <w:tcPr/>
+          <w:tcPr>
+            <w:tcBorders>
+              <w:bottom w:val="single" w:sz="8" w:space="0" w:color="000000"/>
+            </w:tcBorders>
+          </w:tcPr>
           <w:p>
             <w:pPr>
               <w:pStyle w:val="Compact"/>
@@ -13773,6 +13917,14 @@
         <w:tblStyle w:val="Table"/>
         <w:tblW w:type="pct" w:w="5000"/>
         <w:tblLayout w:type="fixed"/>
+        <w:tblBorders>
+          <w:top w:val="single" w:sz="12" w:space="0" w:color="000000"/>
+          <w:left w:val="none" w:sz="0" w:space="0" w:color="auto"/>
+          <w:bottom w:val="single" w:sz="12" w:space="0" w:color="000000"/>
+          <w:right w:val="none" w:sz="0" w:space="0" w:color="auto"/>
+          <w:insideH w:val="none" w:sz="0" w:space="0" w:color="auto"/>
+          <w:insideV w:val="none" w:sz="0" w:space="0" w:color="auto"/>
+        </w:tblBorders>
         <w:tblLook w:firstRow="1" w:lastRow="0" w:firstColumn="0" w:lastColumn="0" w:noHBand="0" w:noVBand="0" w:val="0020"/>
       </w:tblPr>
       <w:tblGrid>
@@ -13785,7 +13937,11 @@
           <w:tblHeader w:val="on"/>
         </w:trPr>
         <w:tc>
-          <w:tcPr/>
+          <w:tcPr>
+            <w:tcBorders>
+              <w:bottom w:val="single" w:sz="8" w:space="0" w:color="000000"/>
+            </w:tcBorders>
+          </w:tcPr>
           <w:p>
             <w:pPr>
               <w:pStyle w:val="Compact"/>
@@ -13808,7 +13964,11 @@
           </w:p>
         </w:tc>
         <w:tc>
-          <w:tcPr/>
+          <w:tcPr>
+            <w:tcBorders>
+              <w:bottom w:val="single" w:sz="8" w:space="0" w:color="000000"/>
+            </w:tcBorders>
+          </w:tcPr>
           <w:p>
             <w:pPr>
               <w:pStyle w:val="Compact"/>
@@ -13824,7 +13984,11 @@
           </w:p>
         </w:tc>
         <w:tc>
-          <w:tcPr/>
+          <w:tcPr>
+            <w:tcBorders>
+              <w:bottom w:val="single" w:sz="8" w:space="0" w:color="000000"/>
+            </w:tcBorders>
+          </w:tcPr>
           <w:p>
             <w:pPr>
               <w:pStyle w:val="Compact"/>
@@ -16303,6 +16467,14 @@
       <w:tblPr>
         <w:tblStyle w:val="Table"/>
         <w:tblW w:type="auto" w:w="0"/>
+        <w:tblBorders>
+          <w:top w:val="single" w:sz="12" w:space="0" w:color="000000"/>
+          <w:left w:val="none" w:sz="0" w:space="0" w:color="auto"/>
+          <w:bottom w:val="single" w:sz="12" w:space="0" w:color="000000"/>
+          <w:right w:val="none" w:sz="0" w:space="0" w:color="auto"/>
+          <w:insideH w:val="none" w:sz="0" w:space="0" w:color="auto"/>
+          <w:insideV w:val="none" w:sz="0" w:space="0" w:color="auto"/>
+        </w:tblBorders>
         <w:tblLook w:firstRow="1" w:lastRow="0" w:firstColumn="0" w:lastColumn="0" w:noHBand="0" w:noVBand="0" w:val="0020"/>
       </w:tblPr>
       <w:tblGrid>
@@ -16315,7 +16487,11 @@
           <w:tblHeader w:val="on"/>
         </w:trPr>
         <w:tc>
-          <w:tcPr/>
+          <w:tcPr>
+            <w:tcBorders>
+              <w:bottom w:val="single" w:sz="8" w:space="0" w:color="000000"/>
+            </w:tcBorders>
+          </w:tcPr>
           <w:p>
             <w:pPr>
               <w:pStyle w:val="Compact"/>
@@ -16338,7 +16514,11 @@
           </w:p>
         </w:tc>
         <w:tc>
-          <w:tcPr/>
+          <w:tcPr>
+            <w:tcBorders>
+              <w:bottom w:val="single" w:sz="8" w:space="0" w:color="000000"/>
+            </w:tcBorders>
+          </w:tcPr>
           <w:p>
             <w:pPr>
               <w:pStyle w:val="Compact"/>
@@ -16354,7 +16534,11 @@
           </w:p>
         </w:tc>
         <w:tc>
-          <w:tcPr/>
+          <w:tcPr>
+            <w:tcBorders>
+              <w:bottom w:val="single" w:sz="8" w:space="0" w:color="000000"/>
+            </w:tcBorders>
+          </w:tcPr>
           <w:p>
             <w:pPr>
               <w:pStyle w:val="Compact"/>
@@ -19727,6 +19911,14 @@
       <w:tblPr>
         <w:tblStyle w:val="Table"/>
         <w:tblW w:type="auto" w:w="0"/>
+        <w:tblBorders>
+          <w:top w:val="single" w:sz="12" w:space="0" w:color="000000"/>
+          <w:left w:val="none" w:sz="0" w:space="0" w:color="auto"/>
+          <w:bottom w:val="single" w:sz="12" w:space="0" w:color="000000"/>
+          <w:right w:val="none" w:sz="0" w:space="0" w:color="auto"/>
+          <w:insideH w:val="none" w:sz="0" w:space="0" w:color="auto"/>
+          <w:insideV w:val="none" w:sz="0" w:space="0" w:color="auto"/>
+        </w:tblBorders>
         <w:tblLook w:firstRow="1" w:lastRow="0" w:firstColumn="0" w:lastColumn="0" w:noHBand="0" w:noVBand="0" w:val="0020"/>
       </w:tblPr>
       <w:tblGrid>
@@ -19738,7 +19930,11 @@
           <w:tblHeader w:val="on"/>
         </w:trPr>
         <w:tc>
-          <w:tcPr/>
+          <w:tcPr>
+            <w:tcBorders>
+              <w:bottom w:val="single" w:sz="8" w:space="0" w:color="000000"/>
+            </w:tcBorders>
+          </w:tcPr>
           <w:p>
             <w:pPr>
               <w:pStyle w:val="Compact"/>
@@ -19754,7 +19950,11 @@
           </w:p>
         </w:tc>
         <w:tc>
-          <w:tcPr/>
+          <w:tcPr>
+            <w:tcBorders>
+              <w:bottom w:val="single" w:sz="8" w:space="0" w:color="000000"/>
+            </w:tcBorders>
+          </w:tcPr>
           <w:p>
             <w:pPr>
               <w:pStyle w:val="Compact"/>
@@ -20306,6 +20506,14 @@
       <w:tblPr>
         <w:tblStyle w:val="Table"/>
         <w:tblW w:type="auto" w:w="0"/>
+        <w:tblBorders>
+          <w:top w:val="single" w:sz="12" w:space="0" w:color="000000"/>
+          <w:left w:val="none" w:sz="0" w:space="0" w:color="auto"/>
+          <w:bottom w:val="single" w:sz="12" w:space="0" w:color="000000"/>
+          <w:right w:val="none" w:sz="0" w:space="0" w:color="auto"/>
+          <w:insideH w:val="none" w:sz="0" w:space="0" w:color="auto"/>
+          <w:insideV w:val="none" w:sz="0" w:space="0" w:color="auto"/>
+        </w:tblBorders>
         <w:tblLook w:firstRow="1" w:lastRow="0" w:firstColumn="0" w:lastColumn="0" w:noHBand="0" w:noVBand="0" w:val="0020"/>
       </w:tblPr>
       <w:tblGrid>
@@ -20317,7 +20525,11 @@
           <w:tblHeader w:val="on"/>
         </w:trPr>
         <w:tc>
-          <w:tcPr/>
+          <w:tcPr>
+            <w:tcBorders>
+              <w:bottom w:val="single" w:sz="8" w:space="0" w:color="000000"/>
+            </w:tcBorders>
+          </w:tcPr>
           <w:p>
             <w:pPr>
               <w:pStyle w:val="Compact"/>
@@ -20333,7 +20545,11 @@
           </w:p>
         </w:tc>
         <w:tc>
-          <w:tcPr/>
+          <w:tcPr>
+            <w:tcBorders>
+              <w:bottom w:val="single" w:sz="8" w:space="0" w:color="000000"/>
+            </w:tcBorders>
+          </w:tcPr>
           <w:p>
             <w:pPr>
               <w:pStyle w:val="Compact"/>
@@ -26365,6 +26581,14 @@
       <w:tblPr>
         <w:tblStyle w:val="Table"/>
         <w:tblW w:type="auto" w:w="0"/>
+        <w:tblBorders>
+          <w:top w:val="single" w:sz="12" w:space="0" w:color="000000"/>
+          <w:left w:val="none" w:sz="0" w:space="0" w:color="auto"/>
+          <w:bottom w:val="single" w:sz="12" w:space="0" w:color="000000"/>
+          <w:right w:val="none" w:sz="0" w:space="0" w:color="auto"/>
+          <w:insideH w:val="none" w:sz="0" w:space="0" w:color="auto"/>
+          <w:insideV w:val="none" w:sz="0" w:space="0" w:color="auto"/>
+        </w:tblBorders>
         <w:tblLook w:firstRow="1" w:lastRow="0" w:firstColumn="0" w:lastColumn="0" w:noHBand="0" w:noVBand="0" w:val="0020"/>
       </w:tblPr>
       <w:tblGrid>
@@ -26377,7 +26601,11 @@
           <w:tblHeader w:val="on"/>
         </w:trPr>
         <w:tc>
-          <w:tcPr/>
+          <w:tcPr>
+            <w:tcBorders>
+              <w:bottom w:val="single" w:sz="8" w:space="0" w:color="000000"/>
+            </w:tcBorders>
+          </w:tcPr>
           <w:p>
             <w:pPr>
               <w:pStyle w:val="Compact"/>
@@ -26393,7 +26621,11 @@
           </w:p>
         </w:tc>
         <w:tc>
-          <w:tcPr/>
+          <w:tcPr>
+            <w:tcBorders>
+              <w:bottom w:val="single" w:sz="8" w:space="0" w:color="000000"/>
+            </w:tcBorders>
+          </w:tcPr>
           <w:p>
             <w:pPr>
               <w:pStyle w:val="Compact"/>
@@ -26409,7 +26641,11 @@
           </w:p>
         </w:tc>
         <w:tc>
-          <w:tcPr/>
+          <w:tcPr>
+            <w:tcBorders>
+              <w:bottom w:val="single" w:sz="8" w:space="0" w:color="000000"/>
+            </w:tcBorders>
+          </w:tcPr>
           <w:p>
             <w:pPr>
               <w:pStyle w:val="Compact"/>
@@ -30599,6 +30835,14 @@
         <w:tblStyle w:val="Table"/>
         <w:tblW w:type="pct" w:w="5000"/>
         <w:tblLayout w:type="fixed"/>
+        <w:tblBorders>
+          <w:top w:val="single" w:sz="12" w:space="0" w:color="000000"/>
+          <w:left w:val="none" w:sz="0" w:space="0" w:color="auto"/>
+          <w:bottom w:val="single" w:sz="12" w:space="0" w:color="000000"/>
+          <w:right w:val="none" w:sz="0" w:space="0" w:color="auto"/>
+          <w:insideH w:val="none" w:sz="0" w:space="0" w:color="auto"/>
+          <w:insideV w:val="none" w:sz="0" w:space="0" w:color="auto"/>
+        </w:tblBorders>
         <w:tblLook w:firstRow="1" w:lastRow="0" w:firstColumn="0" w:lastColumn="0" w:noHBand="0" w:noVBand="0" w:val="0020"/>
       </w:tblPr>
       <w:tblGrid>
@@ -30610,7 +30854,11 @@
           <w:tblHeader w:val="on"/>
         </w:trPr>
         <w:tc>
-          <w:tcPr/>
+          <w:tcPr>
+            <w:tcBorders>
+              <w:bottom w:val="single" w:sz="8" w:space="0" w:color="000000"/>
+            </w:tcBorders>
+          </w:tcPr>
           <w:p>
             <w:pPr>
               <w:pStyle w:val="Compact"/>
@@ -30626,7 +30874,11 @@
           </w:p>
         </w:tc>
         <w:tc>
-          <w:tcPr/>
+          <w:tcPr>
+            <w:tcBorders>
+              <w:bottom w:val="single" w:sz="8" w:space="0" w:color="000000"/>
+            </w:tcBorders>
+          </w:tcPr>
           <w:p>
             <w:pPr>
               <w:pStyle w:val="Compact"/>
@@ -31673,6 +31925,14 @@
       <w:tblPr>
         <w:tblStyle w:val="Table"/>
         <w:tblW w:type="auto" w:w="0"/>
+        <w:tblBorders>
+          <w:top w:val="single" w:sz="12" w:space="0" w:color="000000"/>
+          <w:left w:val="none" w:sz="0" w:space="0" w:color="auto"/>
+          <w:bottom w:val="single" w:sz="12" w:space="0" w:color="000000"/>
+          <w:right w:val="none" w:sz="0" w:space="0" w:color="auto"/>
+          <w:insideH w:val="none" w:sz="0" w:space="0" w:color="auto"/>
+          <w:insideV w:val="none" w:sz="0" w:space="0" w:color="auto"/>
+        </w:tblBorders>
         <w:tblLook w:firstRow="1" w:lastRow="0" w:firstColumn="0" w:lastColumn="0" w:noHBand="0" w:noVBand="0" w:val="0020"/>
       </w:tblPr>
       <w:tblGrid>
@@ -31684,7 +31944,11 @@
           <w:tblHeader w:val="on"/>
         </w:trPr>
         <w:tc>
-          <w:tcPr/>
+          <w:tcPr>
+            <w:tcBorders>
+              <w:bottom w:val="single" w:sz="8" w:space="0" w:color="000000"/>
+            </w:tcBorders>
+          </w:tcPr>
           <w:p>
             <w:pPr>
               <w:pStyle w:val="Compact"/>
@@ -31700,7 +31964,11 @@
           </w:p>
         </w:tc>
         <w:tc>
-          <w:tcPr/>
+          <w:tcPr>
+            <w:tcBorders>
+              <w:bottom w:val="single" w:sz="8" w:space="0" w:color="000000"/>
+            </w:tcBorders>
+          </w:tcPr>
           <w:p>
             <w:pPr>
               <w:pStyle w:val="Compact"/>
@@ -32901,7 +33169,7 @@
     <ns0:rPr>
       <ns0:rFonts ns0:ascii="Times New Roman" ns0:cs="Times New Roman" ns0:eastAsia="SimHei" ns0:hAnsi="Times New Roman"/>
       <ns0:b/>
-      <ns0:color ns0:val="17324D"/>
+      <ns0:color ns0:val="000000"/>
       <ns0:sz ns0:val="44"/>
       <ns0:szCs ns0:val="56"/>
     </ns0:rPr>
@@ -33043,7 +33311,7 @@
     <ns0:rPr>
       <ns0:rFonts ns0:ascii="Times New Roman" ns0:cs="Times New Roman" ns0:eastAsia="SimHei" ns0:hAnsi="Times New Roman"/>
       <ns0:b/>
-      <ns0:color ns0:val="17324D"/>
+      <ns0:color ns0:val="000000"/>
       <ns0:sz ns0:val="32"/>
       <ns0:szCs ns0:val="40"/>
     </ns0:rPr>
@@ -33067,7 +33335,7 @@
     <ns0:rPr>
       <ns0:rFonts ns0:ascii="Times New Roman" ns0:cs="Times New Roman" ns0:eastAsia="SimHei" ns0:hAnsi="Times New Roman"/>
       <ns0:b/>
-      <ns0:color ns0:val="17324D"/>
+      <ns0:color ns0:val="000000"/>
       <ns0:sz ns0:val="28"/>
       <ns0:szCs ns0:val="32"/>
     </ns0:rPr>
@@ -33091,7 +33359,7 @@
     <ns0:rPr>
       <ns0:rFonts ns0:ascii="Times New Roman" ns0:cs="Times New Roman" ns0:eastAsia="SimHei" ns0:hAnsi="Times New Roman"/>
       <ns0:b/>
-      <ns0:color ns0:val="17324D"/>
+      <ns0:color ns0:val="000000"/>
       <ns0:sz ns0:val="25"/>
       <ns0:szCs ns0:val="28"/>
     </ns0:rPr>
